--- a/Source/Areas/RCD/Doc_Files/Ricevuta_consegna_copia_documentazione.docx
+++ b/Source/Areas/RCD/Doc_Files/Ricevuta_consegna_copia_documentazione.docx
@@ -2249,7 +2249,7 @@
 </file>
 
 <file path=word/footer1.xml><?xml version="1.0" encoding="UTF-8" standalone="yes"?>
-<w:ftr xmlns:wpc="http://schemas.microsoft.com/office/word/2010/wordprocessingCanvas" xmlns:cx="http://schemas.microsoft.com/office/drawing/2014/chartex" xmlns:cx1="http://schemas.microsoft.com/office/drawing/2015/9/8/chartex" xmlns:cx2="http://schemas.microsoft.com/office/drawing/2015/10/21/chartex" xmlns:cx3="http://schemas.microsoft.com/office/drawing/2016/5/9/chartex" xmlns:cx4="http://schemas.microsoft.com/office/drawing/2016/5/10/chartex" xmlns:cx5="http://schemas.microsoft.com/office/drawing/2016/5/11/chartex" xmlns:cx6="http://schemas.microsoft.com/office/drawing/2016/5/12/chartex" xmlns:cx7="http://schemas.microsoft.com/office/drawing/2016/5/13/chartex" xmlns:cx8="http://schemas.microsoft.com/office/drawing/2016/5/14/chartex" xmlns:mc="http://schemas.openxmlformats.org/markup-compatibility/2006" xmlns:aink="http://schemas.microsoft.com/office/drawing/2016/ink" xmlns:am3d="http://schemas.microsoft.com/office/drawing/2017/model3d" xmlns:o="urn:schemas-microsoft-com:office:office" xmlns:r="http://schemas.openxmlformats.org/officeDocument/2006/relationships" xmlns:m="http://schemas.openxmlformats.org/officeDocument/2006/math" xmlns:v="urn:schemas-microsoft-com:vml" xmlns:wp14="http://schemas.microsoft.com/office/word/2010/wordprocessingDrawing" xmlns:wp="http://schemas.openxmlformats.org/drawingml/2006/wordprocessingDrawing" xmlns:w10="urn:schemas-microsoft-com:office:word" xmlns:w="http://schemas.openxmlformats.org/wordprocessingml/2006/main" xmlns:w14="http://schemas.microsoft.com/office/word/2010/wordml" xmlns:w15="http://schemas.microsoft.com/office/word/2012/wordml" xmlns:w16cex="http://schemas.microsoft.com/office/word/2018/wordml/cex" xmlns:w16cid="http://schemas.microsoft.com/office/word/2016/wordml/cid" xmlns:w16="http://schemas.microsoft.com/office/word/2018/wordml" xmlns:w16sdtdh="http://schemas.microsoft.com/office/word/2020/wordml/sdtdatahash" xmlns:w16se="http://schemas.microsoft.com/office/word/2015/wordml/symex" xmlns:wpg="http://schemas.microsoft.com/office/word/2010/wordprocessingGroup" xmlns:wpi="http://schemas.microsoft.com/office/word/2010/wordprocessingInk" xmlns:wne="http://schemas.microsoft.com/office/word/2006/wordml" xmlns:wps="http://schemas.microsoft.com/office/word/2010/wordprocessingShape" mc:Ignorable="w14 w15 w16se w16cid w16 w16cex w16sdtdh wp14"><w:p><w:pPr><w:rPr><w:rFonts w:ascii="Calibri" w:hAnsi="Calibri" w:cs="Calibri"/><w:b/><w:bCs/><w:spacing w:val="2"/><w:sz w:val="16"/><w:szCs w:val="16"/></w:rPr></w:pPr><w:r><w:rPr><w:rFonts w:ascii="Calibri" w:hAnsi="Calibri" w:cs="Calibri"/><w:b/><w:bCs/><w:spacing w:val="2"/><w:sz w:val="16"/><w:szCs w:val="16"/></w:rPr><w:t>ISTITUTO DI CREDITO S.p.A.</w:t></w:r></w:p><w:p><w:pPr><w:widowControl w:val="0"/><w:rPr><w:rFonts w:ascii="Calibri" w:hAnsi="Calibri" w:cs="Calibri"/><w:color w:val="404040"/><w:sz w:val="16"/><w:szCs w:val="16"/><w:u w:color="404040"/></w:rPr></w:pPr><w:r><w:rPr><w:rFonts w:ascii="Calibri" w:hAnsi="Calibri" w:cs="Calibri"/><w:color w:val="404040"/><w:spacing w:val="-2"/><w:sz w:val="16"/><w:szCs w:val="16"/></w:rPr><w:t xml:space="preserve">Sede Legale e Direzione Generale Via Esempio 1, 00000 Citta Tel. +39 000 0000000 - Fax +39 000 0000000 </w:t></w:r><w:hyperlink r:id="rId1"><w:r><w:rPr><w:rFonts w:ascii="Calibri" w:hAnsi="Calibri" w:cs="Calibri"/><w:color w:val="404040"/><w:sz w:val="16"/><w:szCs w:val="16"/><w:u w:color="404040"/></w:rPr><w:t>www.example.com</w:t></w:r></w:hyperlink><w:r><w:rPr><w:rFonts w:ascii="Calibri" w:hAnsi="Calibri" w:cs="Calibri"/><w:color w:val="404040"/><w:sz w:val="16"/><w:szCs w:val="16"/><w:u w:color="404040"/></w:rPr><w:t xml:space="preserve"> </w:t></w:r><w:hyperlink r:id="rId2"><w:r><w:rPr><w:rFonts w:ascii="Calibri" w:hAnsi="Calibri" w:cs="Calibri"/><w:color w:val="404040"/><w:sz w:val="16"/><w:szCs w:val="16"/><w:u w:color="404040"/></w:rPr><w:t>info@example.com</w:t></w:r></w:hyperlink><w:r><w:rPr><w:rFonts w:ascii="Calibri" w:hAnsi="Calibri" w:cs="Calibri"/><w:sz w:val="16"/><w:szCs w:val="16"/></w:rPr><w:t xml:space="preserve"> - </w:t></w:r><w:r><w:rPr><w:rFonts w:ascii="Calibri" w:hAnsi="Calibri" w:cs="Calibri"/><w:color w:val="404040"/><w:sz w:val="16"/><w:szCs w:val="16"/><w:u w:color="404040"/></w:rPr><w:t xml:space="preserve">C.F., P. IVA e Iscrizione al Registro Imprese n. 00000000000 </w:t></w:r><w:r><w:rPr><w:rFonts w:ascii="Calibri" w:hAnsi="Calibri" w:cs="Calibri"/><w:color w:val="404040"/><w:sz w:val="16"/><w:szCs w:val="16"/></w:rPr><w:t xml:space="preserve">Albo aziende creditizie n. 4616 / REA 000000 ABI 00000 Capitale Sociale 622.303.241,00 euro interamente versato. </w:t></w:r><w:r><w:rPr><w:rFonts w:ascii="Calibri" w:hAnsi="Calibri" w:cs="Calibri"/><w:spacing w:val="1"/><w:sz w:val="16"/><w:szCs w:val="16"/></w:rPr><w:t xml:space="preserve">Società facente parte del Gruppo Bancario <Capogruppo> iscritto al n. 00000 </w:t></w:r><w:proofErr w:type="spellStart"/><w:r><w:rPr><w:rFonts w:ascii="Calibri" w:hAnsi="Calibri" w:cs="Calibri"/><w:spacing w:val="1"/><w:sz w:val="16"/><w:szCs w:val="16"/></w:rPr><w:t>dell</w:t></w:r><w:proofErr w:type="spellEnd"/><w:r><w:rPr><w:rFonts w:ascii="Calibri" w:hAnsi="Calibri" w:cs="Calibri"/><w:spacing w:val="1"/><w:sz w:val="16"/><w:szCs w:val="16"/><w:lang w:val="ar-SA"/></w:rPr><w:t>’</w:t></w:r><w:r><w:rPr><w:rFonts w:ascii="Calibri" w:hAnsi="Calibri" w:cs="Calibri"/><w:spacing w:val="1"/><w:sz w:val="16"/><w:szCs w:val="16"/></w:rPr><w:t xml:space="preserve">Albo dei Gruppi Bancari </w:t></w:r><w:r><w:rPr><w:rFonts w:ascii="Calibri" w:hAnsi="Calibri" w:cs="Calibri"/><w:sz w:val="16"/><w:szCs w:val="16"/></w:rPr><w:t>e soggetta all’attività di direzione e coordinamento di <Capogruppo> S.p.A</w:t></w:r><w:r><w:rPr><w:rFonts w:ascii="Calibri" w:hAnsi="Calibri" w:cs="Calibri"/><w:spacing w:val="1"/><w:sz w:val="16"/><w:szCs w:val="16"/></w:rPr><w:t xml:space="preserve">. </w:t></w:r><w:r><w:rPr><w:rFonts w:ascii="Calibri" w:hAnsi="Calibri" w:cs="Calibri"/><w:color w:val="404040"/><w:sz w:val="16"/><w:szCs w:val="16"/><w:u w:color="404040"/></w:rPr><w:t>Banca autorizzata per le operazioni valutarie e in cambi, aderente al Fondo Interbancario di Tutela dei Depositi e al Fondo Nazionale di Garanzia.</w:t></w:r></w:p><w:p><w:pPr><w:widowControl w:val="0"/><w:rPr><w:rFonts w:ascii="Calibri" w:hAnsi="Calibri" w:cs="Calibri"/><w:color w:val="404040"/><w:sz w:val="16"/><w:szCs w:val="16"/><w:u w:color="404040"/></w:rPr></w:pPr></w:p><w:sdt><w:sdtPr><w:id w:val="1457242723"/><w:docPartObj><w:docPartGallery w:val="Page Numbers (Bottom of Page)"/><w:docPartUnique/></w:docPartObj></w:sdtPr><w:sdtEndPr/><w:sdtContent><w:p><w:pPr><w:pStyle w:val="Pidipagina"/><w:jc w:val="right"/><w:rPr><w:rFonts w:ascii="Tahoma" w:hAnsi="Tahoma" w:cs="Tahoma"/><w:sz w:val="12"/><w:szCs w:val="12"/></w:rPr></w:pPr><w:r><w:rPr><w:rFonts w:ascii="Tahoma" w:hAnsi="Tahoma" w:cs="Tahoma"/><w:sz w:val="12"/><w:szCs w:val="12"/></w:rPr><w:t xml:space="preserve">Pag. </w:t></w:r><w:r><w:rPr><w:rFonts w:ascii="Tahoma" w:hAnsi="Tahoma" w:cs="Tahoma"/><w:sz w:val="12"/><w:szCs w:val="12"/></w:rPr><w:fldChar w:fldCharType="begin"/></w:r><w:r><w:rPr><w:rFonts w:ascii="Tahoma" w:hAnsi="Tahoma" w:cs="Tahoma"/><w:sz w:val="12"/><w:szCs w:val="12"/></w:rPr><w:instrText>PAGE</w:instrText></w:r><w:r><w:rPr><w:rFonts w:ascii="Tahoma" w:hAnsi="Tahoma" w:cs="Tahoma"/><w:sz w:val="12"/><w:szCs w:val="12"/></w:rPr><w:fldChar w:fldCharType="separate"/></w:r><w:r><w:rPr><w:rFonts w:ascii="Tahoma" w:hAnsi="Tahoma" w:cs="Tahoma"/><w:sz w:val="12"/><w:szCs w:val="12"/></w:rPr><w:t>1</w:t></w:r><w:r><w:rPr><w:rFonts w:ascii="Tahoma" w:hAnsi="Tahoma" w:cs="Tahoma"/><w:sz w:val="12"/><w:szCs w:val="12"/></w:rPr><w:fldChar w:fldCharType="end"/></w:r><w:r><w:rPr><w:rFonts w:ascii="Tahoma" w:hAnsi="Tahoma" w:cs="Tahoma"/><w:sz w:val="12"/><w:szCs w:val="12"/></w:rPr><w:t xml:space="preserve"> di 1</w:t></w:r></w:p></w:sdtContent></w:sdt><w:p><w:pPr><w:pStyle w:val="Pidipagina"/><w:rPr><w:rFonts w:ascii="Tahoma" w:hAnsi="Tahoma" w:cs="Tahoma"/><w:i/><w:sz w:val="14"/><w:szCs w:val="14"/></w:rPr></w:pPr><w:r><w:rPr><w:rFonts w:ascii="Tahoma" w:hAnsi="Tahoma" w:cs="Tahoma"/><w:i/><w:sz w:val="14"/><w:szCs w:val="14"/></w:rPr><w:t xml:space="preserve">Ricevuta di consegna copia di documentazione </w:t></w:r></w:p></w:ftr>
+<w:ftr xmlns:wpc="http://schemas.microsoft.com/office/word/2010/wordprocessingCanvas" xmlns:cx="http://schemas.microsoft.com/office/drawing/2014/chartex" xmlns:cx1="http://schemas.microsoft.com/office/drawing/2015/9/8/chartex" xmlns:cx2="http://schemas.microsoft.com/office/drawing/2015/10/21/chartex" xmlns:cx3="http://schemas.microsoft.com/office/drawing/2016/5/9/chartex" xmlns:cx4="http://schemas.microsoft.com/office/drawing/2016/5/10/chartex" xmlns:cx5="http://schemas.microsoft.com/office/drawing/2016/5/11/chartex" xmlns:cx6="http://schemas.microsoft.com/office/drawing/2016/5/12/chartex" xmlns:cx7="http://schemas.microsoft.com/office/drawing/2016/5/13/chartex" xmlns:cx8="http://schemas.microsoft.com/office/drawing/2016/5/14/chartex" xmlns:mc="http://schemas.openxmlformats.org/markup-compatibility/2006" xmlns:aink="http://schemas.microsoft.com/office/drawing/2016/ink" xmlns:am3d="http://schemas.microsoft.com/office/drawing/2017/model3d" xmlns:o="urn:schemas-microsoft-com:office:office" xmlns:r="http://schemas.openxmlformats.org/officeDocument/2006/relationships" xmlns:m="http://schemas.openxmlformats.org/officeDocument/2006/math" xmlns:v="urn:schemas-microsoft-com:vml" xmlns:wp14="http://schemas.microsoft.com/office/word/2010/wordprocessingDrawing" xmlns:wp="http://schemas.openxmlformats.org/drawingml/2006/wordprocessingDrawing" xmlns:w10="urn:schemas-microsoft-com:office:word" xmlns:w="http://schemas.openxmlformats.org/wordprocessingml/2006/main" xmlns:w14="http://schemas.microsoft.com/office/word/2010/wordml" xmlns:w15="http://schemas.microsoft.com/office/word/2012/wordml" xmlns:w16cex="http://schemas.microsoft.com/office/word/2018/wordml/cex" xmlns:w16cid="http://schemas.microsoft.com/office/word/2016/wordml/cid" xmlns:w16="http://schemas.microsoft.com/office/word/2018/wordml" xmlns:w16sdtdh="http://schemas.microsoft.com/office/word/2020/wordml/sdtdatahash" xmlns:w16se="http://schemas.microsoft.com/office/word/2015/wordml/symex" xmlns:wpg="http://schemas.microsoft.com/office/word/2010/wordprocessingGroup" xmlns:wpi="http://schemas.microsoft.com/office/word/2010/wordprocessingInk" xmlns:wne="http://schemas.microsoft.com/office/word/2006/wordml" xmlns:wps="http://schemas.microsoft.com/office/word/2010/wordprocessingShape" mc:Ignorable="w14 w15 w16se w16cid w16 w16cex w16sdtdh wp14"><w:p><w:pPr><w:rPr><w:rFonts w:ascii="Calibri" w:hAnsi="Calibri" w:cs="Calibri"/><w:b/><w:bCs/><w:spacing w:val="2"/><w:sz w:val="16"/><w:szCs w:val="16"/></w:rPr></w:pPr><w:r><w:rPr><w:rFonts w:ascii="Calibri" w:hAnsi="Calibri" w:cs="Calibri"/><w:b/><w:bCs/><w:spacing w:val="2"/><w:sz w:val="16"/><w:szCs w:val="16"/></w:rPr><w:t>ISTITUTO DI CREDITO S.p.A.</w:t></w:r></w:p><w:p><w:pPr><w:widowControl w:val="0"/><w:rPr><w:rFonts w:ascii="Calibri" w:hAnsi="Calibri" w:cs="Calibri"/><w:color w:val="404040"/><w:sz w:val="16"/><w:szCs w:val="16"/><w:u w:color="404040"/></w:rPr></w:pPr><w:r><w:rPr><w:rFonts w:ascii="Calibri" w:hAnsi="Calibri" w:cs="Calibri"/><w:color w:val="404040"/><w:spacing w:val="-2"/><w:sz w:val="16"/><w:szCs w:val="16"/></w:rPr><w:t xml:space="preserve">Sede Legale e Direzione Generale Via Esempio 1, 00000 Citta - Tel. +39 000 0000000 - Fax +39 000 0000000 </w:t></w:r><w:hyperlink r:id="rId1"><w:r><w:rPr><w:rFonts w:ascii="Calibri" w:hAnsi="Calibri" w:cs="Calibri"/><w:color w:val="404040"/><w:sz w:val="16"/><w:szCs w:val="16"/><w:u w:color="404040"/></w:rPr><w:t>www.example.com</w:t></w:r></w:hyperlink><w:r><w:rPr><w:rFonts w:ascii="Calibri" w:hAnsi="Calibri" w:cs="Calibri"/><w:color w:val="404040"/><w:sz w:val="16"/><w:szCs w:val="16"/><w:u w:color="404040"/></w:rPr><w:t xml:space="preserve"> </w:t></w:r><w:hyperlink r:id="rId2"><w:r><w:rPr><w:rFonts w:ascii="Calibri" w:hAnsi="Calibri" w:cs="Calibri"/><w:color w:val="404040"/><w:sz w:val="16"/><w:szCs w:val="16"/><w:u w:color="404040"/></w:rPr><w:t>info@example.com</w:t></w:r></w:hyperlink><w:r><w:rPr><w:rFonts w:ascii="Calibri" w:hAnsi="Calibri" w:cs="Calibri"/><w:sz w:val="16"/><w:szCs w:val="16"/></w:rPr><w:t xml:space="preserve"> - </w:t></w:r><w:r><w:rPr><w:rFonts w:ascii="Calibri" w:hAnsi="Calibri" w:cs="Calibri"/><w:color w:val="404040"/><w:sz w:val="16"/><w:szCs w:val="16"/><w:u w:color="404040"/></w:rPr><w:t xml:space="preserve">C.F., P. IVA e Iscrizione al Registro Imprese n. 00000000000 </w:t></w:r><w:r><w:rPr><w:rFonts w:ascii="Calibri" w:hAnsi="Calibri" w:cs="Calibri"/><w:color w:val="404040"/><w:sz w:val="16"/><w:szCs w:val="16"/></w:rPr><w:t xml:space="preserve">Albo aziende creditizie n. 0000 / REA n. 000000 ABI 00000 Capitale Sociale 0,00 euro interamente versato. </w:t></w:r><w:r><w:rPr><w:rFonts w:ascii="Calibri" w:hAnsi="Calibri" w:cs="Calibri"/><w:spacing w:val="1"/><w:sz w:val="16"/><w:szCs w:val="16"/></w:rPr><w:t xml:space="preserve">Società facente parte del Gruppo Bancario <Capogruppo> iscritto al n. 00000 </w:t></w:r><w:proofErr w:type="spellStart"/><w:r><w:rPr><w:rFonts w:ascii="Calibri" w:hAnsi="Calibri" w:cs="Calibri"/><w:spacing w:val="1"/><w:sz w:val="16"/><w:szCs w:val="16"/></w:rPr><w:t>dell</w:t></w:r><w:proofErr w:type="spellEnd"/><w:r><w:rPr><w:rFonts w:ascii="Calibri" w:hAnsi="Calibri" w:cs="Calibri"/><w:spacing w:val="1"/><w:sz w:val="16"/><w:szCs w:val="16"/><w:lang w:val="ar-SA"/></w:rPr><w:t>’</w:t></w:r><w:r><w:rPr><w:rFonts w:ascii="Calibri" w:hAnsi="Calibri" w:cs="Calibri"/><w:spacing w:val="1"/><w:sz w:val="16"/><w:szCs w:val="16"/></w:rPr><w:t xml:space="preserve">Albo dei Gruppi Bancari </w:t></w:r><w:r><w:rPr><w:rFonts w:ascii="Calibri" w:hAnsi="Calibri" w:cs="Calibri"/><w:sz w:val="16"/><w:szCs w:val="16"/></w:rPr><w:t>e soggetta all’attività di direzione e coordinamento di <Capogruppo> S.p.A</w:t></w:r><w:r><w:rPr><w:rFonts w:ascii="Calibri" w:hAnsi="Calibri" w:cs="Calibri"/><w:spacing w:val="1"/><w:sz w:val="16"/><w:szCs w:val="16"/></w:rPr><w:t xml:space="preserve">. </w:t></w:r><w:r><w:rPr><w:rFonts w:ascii="Calibri" w:hAnsi="Calibri" w:cs="Calibri"/><w:color w:val="404040"/><w:sz w:val="16"/><w:szCs w:val="16"/><w:u w:color="404040"/></w:rPr><w:t>Banca autorizzata per le operazioni valutarie e in cambi, aderente al Fondo Interbancario di Tutela dei Depositi e al Fondo Nazionale di Garanzia.</w:t></w:r></w:p><w:p><w:pPr><w:widowControl w:val="0"/><w:rPr><w:rFonts w:ascii="Calibri" w:hAnsi="Calibri" w:cs="Calibri"/><w:color w:val="404040"/><w:sz w:val="16"/><w:szCs w:val="16"/><w:u w:color="404040"/></w:rPr></w:pPr></w:p><w:sdt><w:sdtPr><w:id w:val="1457242723"/><w:docPartObj><w:docPartGallery w:val="Page Numbers (Bottom of Page)"/><w:docPartUnique/></w:docPartObj></w:sdtPr><w:sdtEndPr/><w:sdtContent><w:p><w:pPr><w:pStyle w:val="Pidipagina"/><w:jc w:val="right"/><w:rPr><w:rFonts w:ascii="Tahoma" w:hAnsi="Tahoma" w:cs="Tahoma"/><w:sz w:val="12"/><w:szCs w:val="12"/></w:rPr></w:pPr><w:r><w:rPr><w:rFonts w:ascii="Tahoma" w:hAnsi="Tahoma" w:cs="Tahoma"/><w:sz w:val="12"/><w:szCs w:val="12"/></w:rPr><w:t xml:space="preserve">Pag. </w:t></w:r><w:r><w:rPr><w:rFonts w:ascii="Tahoma" w:hAnsi="Tahoma" w:cs="Tahoma"/><w:sz w:val="12"/><w:szCs w:val="12"/></w:rPr><w:fldChar w:fldCharType="begin"/></w:r><w:r><w:rPr><w:rFonts w:ascii="Tahoma" w:hAnsi="Tahoma" w:cs="Tahoma"/><w:sz w:val="12"/><w:szCs w:val="12"/></w:rPr><w:instrText>PAGE</w:instrText></w:r><w:r><w:rPr><w:rFonts w:ascii="Tahoma" w:hAnsi="Tahoma" w:cs="Tahoma"/><w:sz w:val="12"/><w:szCs w:val="12"/></w:rPr><w:fldChar w:fldCharType="separate"/></w:r><w:r><w:rPr><w:rFonts w:ascii="Tahoma" w:hAnsi="Tahoma" w:cs="Tahoma"/><w:sz w:val="12"/><w:szCs w:val="12"/></w:rPr><w:t>1</w:t></w:r><w:r><w:rPr><w:rFonts w:ascii="Tahoma" w:hAnsi="Tahoma" w:cs="Tahoma"/><w:sz w:val="12"/><w:szCs w:val="12"/></w:rPr><w:fldChar w:fldCharType="end"/></w:r><w:r><w:rPr><w:rFonts w:ascii="Tahoma" w:hAnsi="Tahoma" w:cs="Tahoma"/><w:sz w:val="12"/><w:szCs w:val="12"/></w:rPr><w:t xml:space="preserve"> di 1</w:t></w:r></w:p></w:sdtContent></w:sdt><w:p><w:pPr><w:pStyle w:val="Pidipagina"/><w:rPr><w:rFonts w:ascii="Tahoma" w:hAnsi="Tahoma" w:cs="Tahoma"/><w:i/><w:sz w:val="14"/><w:szCs w:val="14"/></w:rPr></w:pPr><w:r><w:rPr><w:rFonts w:ascii="Tahoma" w:hAnsi="Tahoma" w:cs="Tahoma"/><w:i/><w:sz w:val="14"/><w:szCs w:val="14"/></w:rPr><w:t xml:space="preserve">Ricevuta di consegna copia di documentazione </w:t></w:r></w:p></w:ftr>
 </file>
 
 <file path=word/footnotes.xml><?xml version="1.0" encoding="utf-8"?>
